--- a/docs/general-english/A2/build/a21-u04.docx
+++ b/docs/general-english/A2/build/a21-u04.docx
@@ -8036,7 +8036,7 @@
         <w:spacing w:before="0" w:after="120" w:line="276" w:lineRule="auto"/>
       </w:pPr>
       <w:r>
-        <w:t xml:space="preserve">I buy most things in the big shop, because it is cheaper and there is more choice. But I buy bread and milk at the corner, because they are fresh and because the big shop is twenty minutes away. In my opinion the answer is both, and the corner shop is the one I would miss. (57 words)</w:t>
+        <w:t xml:space="preserve">I buy most things in the big shop, because it is cheaper and there is more choice. But I buy bread and milk at the corner, because they are fresh and because the big shop is twenty minutes away. In my opinion the answer is both, and the corner shop is the one I would miss. (56 words)</w:t>
       </w:r>
     </w:p>
     <w:p>
@@ -8148,7 +8148,7 @@
         <w:spacing w:before="0" w:after="120" w:line="276" w:lineRule="auto"/>
       </w:pPr>
       <w:r>
-        <w:t xml:space="preserve">Hi Tomas, if you are passing Amina’s, could you get a few things? A kilo of rice, half a litre of milk and a little cheese — any kind. There are usually eggs; six if there are six. If there is no cheese, do not worry. Keep the receipt. I can pay you tonight. Maya (62 words)</w:t>
+        <w:t xml:space="preserve">Hi Tomas, if you are passing Amina’s, could you get a few things? A kilo of rice, half a litre of milk and a little cheese — any kind. There are usually eggs; six if there are six. If there is no cheese, do not worry. Keep the receipt. I can pay you tonight. Maya (55 words)</w:t>
       </w:r>
     </w:p>
     <w:p>
@@ -8260,7 +8260,7 @@
         <w:spacing w:before="0" w:after="120" w:line="276" w:lineRule="auto"/>
       </w:pPr>
       <w:r>
-        <w:t xml:space="preserve">I cannot buy good tomatoes here between November and May. There are tomatoes in every shop, but they taste of water. At home we ate them with salt and bread and nothing else, and that is not a dish you can make with a bad tomato. (47 words)</w:t>
+        <w:t xml:space="preserve">I cannot buy good tomatoes here between November and May. There are tomatoes in every shop, but they taste of water. At home we ate them with salt and bread and nothing else, and that is not a dish you can make with a bad tomato. (46 words)</w:t>
       </w:r>
     </w:p>
     <w:p>
@@ -9320,7 +9320,7 @@
         <w:spacing w:before="0" w:after="120" w:line="276" w:lineRule="auto"/>
       </w:pPr>
       <w:r>
-        <w:t xml:space="preserve">Good afternoon. I shopped at your till at about half past five today and I have just looked at my receipt. The tomatoes went through twice, so I paid two forty too much. I am not worried about it, but I am in most mornings and I can come by. Could you put it right when I do? Thank you. Yuki Tanaka, flat 5 (66 words)</w:t>
+        <w:t xml:space="preserve">Good afternoon. I shopped at your till at about half past five today and I have just looked at my receipt. The tomatoes went through twice, so I paid two forty too much. I am not worried about it, but I am in most mornings and I can come by. Could you put it right when I do? Thank you. Yuki Tanaka, flat 5 (64 words)</w:t>
       </w:r>
     </w:p>
     <w:p>
@@ -10363,7 +10363,7 @@
         <w:spacing w:before="0" w:after="120" w:line="276" w:lineRule="auto"/>
       </w:pPr>
       <w:r>
-        <w:t xml:space="preserve">I think I should keep the book, because it costs very little. It is why people come to me and not to the big shop. Also, two bad weeks in eleven years is not very many. This is better than stopping it. The day I stop, the shop is the same as every other shop, only smaller. (56 words)</w:t>
+        <w:t xml:space="preserve">I think I should keep the book, because it costs very little. It is why people come to me and not to the big shop. Also, two bad weeks in eleven years is not very many. This is better than stopping it. The day I stop, the shop is the same as every other shop, only smaller. (57 words)</w:t>
       </w:r>
     </w:p>
     <w:p>

--- a/docs/general-english/A2/build/a21-u04.docx
+++ b/docs/general-english/A2/build/a21-u04.docx
@@ -9320,7 +9320,7 @@
         <w:spacing w:before="0" w:after="120" w:line="276" w:lineRule="auto"/>
       </w:pPr>
       <w:r>
-        <w:t xml:space="preserve">Good afternoon. I shopped at your till at about half past five today and I have just looked at my receipt. The tomatoes went through twice, so I paid two forty too much. I am not worried about it, but I am in most mornings and I can come by. Could you put it right when I do? Thank you. Yuki Tanaka, flat 5 (64 words)</w:t>
+        <w:t xml:space="preserve">Good afternoon. I shopped at your till at about half past five today and then I looked at my receipt. The tomatoes went through twice, so I paid two forty too much. I am not worried about it, but I am in most mornings and I can come by. Could you put it right when I do? Thank you. Yuki Tanaka, flat 5 (63 words)</w:t>
       </w:r>
     </w:p>
     <w:p>

--- a/docs/general-english/A2/build/a21-u04.docx
+++ b/docs/general-english/A2/build/a21-u04.docx
@@ -3491,7 +3491,7 @@
           <w:bCs/>
           <w:b/>
         </w:rPr>
-        <w:t xml:space="preserve">2. Bread that was made this morning is…</w:t>
+        <w:t xml:space="preserve">2. Bread from this morning is…</w:t>
       </w:r>
     </w:p>
     <w:p>

--- a/docs/general-english/A2/build/a21-u04.docx
+++ b/docs/general-english/A2/build/a21-u04.docx
@@ -25,6 +25,12 @@
     <w:p>
       <w:pPr>
         <w:spacing w:before="0" w:after="360" w:line="276" w:lineRule="auto"/>
+        <w:sectPr>
+          <w:footerReference w:type="default" r:id="rIdFooterA2"/>
+          <w:pgSz w:w="11906" w:h="16838" w:orient="portrait"/>
+          <w:pgMar w:top="1440" w:right="1440" w:bottom="1440" w:left="1440" w:header="708" w:footer="708" w:gutter="0"/>
+          <w:docGrid w:linePitch="360"/>
+        </w:sectPr>
       </w:pPr>
       <w:r>
         <w:rPr>
@@ -43,11 +49,16 @@
         <w:spacing w:before="200" w:after="80" w:line="240" w:lineRule="auto"/>
         <w:jc w:val="center"/>
         <w:keepNext/>
+        <w:sectPr>
+          <w:pgSz w:w="11906" w:h="16838" w:orient="portrait"/>
+          <w:pgMar w:top="0" w:right="0" w:bottom="0" w:left="0" w:header="0" w:footer="0" w:gutter="0"/>
+          <w:docGrid w:linePitch="360"/>
+        </w:sectPr>
       </w:pPr>
       <w:r>
         <w:drawing>
           <wp:inline>
-            <wp:extent cx="3209925" cy="1809750"/>
+            <wp:extent cx="7560564" cy="10692130"/>
             <wp:effectExtent b="0" l="0" r="0" t="0"/>
             <wp:docPr descr="The opening page of Unit 4, Food and Shopping: the grammar point is countable and uncountable nouns with a, an and the, and three things the learner will be able to do by the end of the unit." title="" id="21" name="Picture"/>
             <a:graphic>
@@ -68,7 +79,7 @@
                   <pic:spPr bwMode="auto">
                     <a:xfrm>
                       <a:off x="0" y="0"/>
-                      <a:ext cx="3209925" cy="1809750"/>
+                      <a:ext cx="7560564" cy="10692130"/>
                     </a:xfrm>
                     <a:prstGeom prst="rect">
                       <a:avLst/>
@@ -922,7 +933,7 @@
       <w:r>
         <w:drawing>
           <wp:inline>
-            <wp:extent cx="4657725" cy="1809750"/>
+            <wp:extent cx="5724525" cy="2228850"/>
             <wp:effectExtent b="0" l="0" r="0" t="0"/>
             <wp:docPr descr="What Amina sells and where it is: bread by the door, milk in the fridge, rice in the second aisle, tea next to the coffee, tins on the back shelf, and a basket of onions by the door." title="" id="24" name="Picture"/>
             <a:graphic>
@@ -943,7 +954,7 @@
                   <pic:spPr bwMode="auto">
                     <a:xfrm>
                       <a:off x="0" y="0"/>
-                      <a:ext cx="4657725" cy="1809750"/>
+                      <a:ext cx="5724525" cy="2228850"/>
                     </a:xfrm>
                     <a:prstGeom prst="rect">
                       <a:avLst/>
@@ -2299,7 +2310,7 @@
       <w:r>
         <w:drawing>
           <wp:inline>
-            <wp:extent cx="4562475" cy="1809750"/>
+            <wp:extent cx="5724525" cy="2266950"/>
             <wp:effectExtent b="0" l="0" r="0" t="0"/>
             <wp:docPr descr="Six things you meet in a food shop, each on its own card: basket, till, receipt, change, aisle and bottle." title="" id="27" name="Picture"/>
             <a:graphic>
@@ -2320,7 +2331,7 @@
                   <pic:spPr bwMode="auto">
                     <a:xfrm>
                       <a:off x="0" y="0"/>
-                      <a:ext cx="4562475" cy="1809750"/>
+                      <a:ext cx="5724525" cy="2266950"/>
                     </a:xfrm>
                     <a:prstGeom prst="rect">
                       <a:avLst/>
@@ -2707,7 +2718,7 @@
       <w:r>
         <w:drawing>
           <wp:inline>
-            <wp:extent cx="4905375" cy="1809750"/>
+            <wp:extent cx="5724525" cy="2114550"/>
             <wp:effectExtent b="0" l="0" r="0" t="0"/>
             <wp:docPr descr="A shop counter drawn from the front, with a basket, a till, a receipt, change and a bag. Five numbered lines run to the right for the learner to write each word." title="" id="30" name="Picture"/>
             <a:graphic>
@@ -2728,7 +2739,7 @@
                   <pic:spPr bwMode="auto">
                     <a:xfrm>
                       <a:off x="0" y="0"/>
-                      <a:ext cx="4905375" cy="1809750"/>
+                      <a:ext cx="5724525" cy="2114550"/>
                     </a:xfrm>
                     <a:prstGeom prst="rect">
                       <a:avLst/>
@@ -3880,7 +3891,7 @@
       <w:r>
         <w:drawing>
           <wp:inline>
-            <wp:extent cx="4381500" cy="1809750"/>
+            <wp:extent cx="5724525" cy="2362200"/>
             <wp:effectExtent b="0" l="0" r="0" t="0"/>
             <wp:docPr descr="The unit’s grammar as two columns. On the left countable nouns, with four separate marks, taking a, three and a few. On the right uncountable nouns, one unbroken amount, taking a little." title="" id="33" name="Picture"/>
             <a:graphic>
@@ -3901,7 +3912,7 @@
                   <pic:spPr bwMode="auto">
                     <a:xfrm>
                       <a:off x="0" y="0"/>
-                      <a:ext cx="4381500" cy="1809750"/>
+                      <a:ext cx="5724525" cy="2362200"/>
                     </a:xfrm>
                     <a:prstGeom prst="rect">
                       <a:avLst/>
@@ -4528,7 +4539,7 @@
       <w:r>
         <w:drawing>
           <wp:inline>
-            <wp:extent cx="5143500" cy="1533525"/>
+            <wp:extent cx="5724525" cy="1704975"/>
             <wp:effectExtent b="0" l="0" r="0" t="0"/>
             <wp:docPr descr="Five ways English counts the things it cannot count: a bottle of milk, a slice of bread, a kilo of rice, a packet of tea and a bottle of water." title="" id="36" name="Picture"/>
             <a:graphic>
@@ -4549,7 +4560,7 @@
                   <pic:spPr bwMode="auto">
                     <a:xfrm>
                       <a:off x="0" y="0"/>
-                      <a:ext cx="5143500" cy="1533525"/>
+                      <a:ext cx="5724525" cy="1704975"/>
                     </a:xfrm>
                     <a:prstGeom prst="rect">
                       <a:avLst/>
@@ -5273,7 +5284,7 @@
       <w:r>
         <w:drawing>
           <wp:inline>
-            <wp:extent cx="5143500" cy="1685925"/>
+            <wp:extent cx="5724525" cy="1876425"/>
             <wp:effectExtent b="0" l="0" r="0" t="0"/>
             <wp:docPr descr="The three listenings in this unit: Dani and Amina in the corner shop, Yuki buying from a stallholder at the market, and Amina on what five baskets tell her about five people." title="" id="39" name="Picture"/>
             <a:graphic>
@@ -5294,7 +5305,7 @@
                   <pic:spPr bwMode="auto">
                     <a:xfrm>
                       <a:off x="0" y="0"/>
-                      <a:ext cx="5143500" cy="1685925"/>
+                      <a:ext cx="5724525" cy="1876425"/>
                     </a:xfrm>
                     <a:prstGeom prst="rect">
                       <a:avLst/>
@@ -6393,7 +6404,7 @@
       <w:r>
         <w:drawing>
           <wp:inline>
-            <wp:extent cx="5133975" cy="1809750"/>
+            <wp:extent cx="5724525" cy="2019300"/>
             <wp:effectExtent b="0" l="0" r="0" t="0"/>
             <wp:docPr descr="The two role-play cards side by side. Card A, the customer: ask the price, ask for an amount, ask for one more thing, pay and take the change. Card B, the stallholder: give a price, ask how much or how many, add up, give the change and the receipt." title="" id="42" name="Picture"/>
             <a:graphic>
@@ -6414,7 +6425,7 @@
                   <pic:spPr bwMode="auto">
                     <a:xfrm>
                       <a:off x="0" y="0"/>
-                      <a:ext cx="5133975" cy="1809750"/>
+                      <a:ext cx="5724525" cy="2019300"/>
                     </a:xfrm>
                     <a:prstGeom prst="rect">
                       <a:avLst/>
@@ -6670,7 +6681,7 @@
       <w:r>
         <w:drawing>
           <wp:inline>
-            <wp:extent cx="5143500" cy="1171575"/>
+            <wp:extent cx="5724525" cy="1304925"/>
             <wp:effectExtent b="0" l="0" r="0" t="0"/>
             <wp:docPr descr="Food in five stages from the field to the table, each with an arrow to the next: grown, to the market, to the shop, into the basket, and on the table." title="" id="45" name="Picture"/>
             <a:graphic>
@@ -6691,7 +6702,7 @@
                   <pic:spPr bwMode="auto">
                     <a:xfrm>
                       <a:off x="0" y="0"/>
-                      <a:ext cx="5143500" cy="1171575"/>
+                      <a:ext cx="5724525" cy="1304925"/>
                     </a:xfrm>
                     <a:prstGeom prst="rect">
                       <a:avLst/>
@@ -7539,7 +7550,7 @@
       <w:r>
         <w:drawing>
           <wp:inline>
-            <wp:extent cx="5143500" cy="1409700"/>
+            <wp:extent cx="5724525" cy="1571625"/>
             <wp:effectExtent b="0" l="0" r="0" t="0"/>
             <wp:docPr descr="The first meal of the day in three places: bread, butter and something sweet in much of Europe; rice in Japan, as normal at eight in the morning as at night; and beans with oil and bread in Egypt." title="" id="48" name="Picture"/>
             <a:graphic>
@@ -7560,7 +7571,7 @@
                   <pic:spPr bwMode="auto">
                     <a:xfrm>
                       <a:off x="0" y="0"/>
-                      <a:ext cx="5143500" cy="1409700"/>
+                      <a:ext cx="5724525" cy="1571625"/>
                     </a:xfrm>
                     <a:prstGeom prst="rect">
                       <a:avLst/>
@@ -7776,7 +7787,7 @@
       <w:r>
         <w:drawing>
           <wp:inline>
-            <wp:extent cx="5143500" cy="1685925"/>
+            <wp:extent cx="5724525" cy="1876425"/>
             <wp:effectExtent b="0" l="0" r="0" t="0"/>
             <wp:docPr descr="The shape of the paragraph the learner is about to write, in four steps: what you cook and how often, what you need a lot of, what you need a few and a little of, and who eats it and where." title="" id="51" name="Picture"/>
             <a:graphic>
@@ -7797,7 +7808,7 @@
                   <pic:spPr bwMode="auto">
                     <a:xfrm>
                       <a:off x="0" y="0"/>
-                      <a:ext cx="5143500" cy="1685925"/>
+                      <a:ext cx="5724525" cy="1876425"/>
                     </a:xfrm>
                     <a:prstGeom prst="rect">
                       <a:avLst/>
@@ -8355,7 +8366,7 @@
       <w:r>
         <w:drawing>
           <wp:inline>
-            <wp:extent cx="5143500" cy="1771650"/>
+            <wp:extent cx="5724525" cy="1971675"/>
             <wp:effectExtent b="0" l="0" r="0" t="0"/>
             <wp:docPr descr="Four things you say in a shop, each with an arrow to what it does: asking the price, asking whether the shop has something, saying there is a problem carefully, and asking politely for something." title="" id="54" name="Picture"/>
             <a:graphic>
@@ -8376,7 +8387,7 @@
                   <pic:spPr bwMode="auto">
                     <a:xfrm>
                       <a:off x="0" y="0"/>
-                      <a:ext cx="5143500" cy="1771650"/>
+                      <a:ext cx="5724525" cy="1971675"/>
                     </a:xfrm>
                     <a:prstGeom prst="rect">
                       <a:avLst/>
@@ -9395,7 +9406,7 @@
       <w:r>
         <w:drawing>
           <wp:inline>
-            <wp:extent cx="5143500" cy="1571625"/>
+            <wp:extent cx="5724525" cy="1752600"/>
             <wp:effectExtent b="0" l="0" r="0" t="0"/>
             <wp:docPr descr="The old market and the big shop. In the market you ask and they say a number, a neighbour pays less, and the talking is the point. In the big shop there is a label on everything, the same price for everybody, and it is faster with nothing to say." title="" id="57" name="Picture"/>
             <a:graphic>
@@ -9416,7 +9427,7 @@
                   <pic:spPr bwMode="auto">
                     <a:xfrm>
                       <a:off x="0" y="0"/>
-                      <a:ext cx="5143500" cy="1571625"/>
+                      <a:ext cx="5724525" cy="1752600"/>
                     </a:xfrm>
                     <a:prstGeom prst="rect">
                       <a:avLst/>
@@ -10631,7 +10642,7 @@
       <w:r>
         <w:drawing>
           <wp:inline>
-            <wp:extent cx="5143500" cy="1543050"/>
+            <wp:extent cx="5724525" cy="1724025"/>
             <wp:effectExtent b="0" l="0" r="0" t="0"/>
             <wp:docPr descr="The five Can-Do lines of the unit as a strip with a box to tick beside each, the last one marked Plus." title="" id="60" name="Picture"/>
             <a:graphic>
@@ -10652,7 +10663,7 @@
                   <pic:spPr bwMode="auto">
                     <a:xfrm>
                       <a:off x="0" y="0"/>
-                      <a:ext cx="5143500" cy="1543050"/>
+                      <a:ext cx="5724525" cy="1724025"/>
                     </a:xfrm>
                     <a:prstGeom prst="rect">
                       <a:avLst/>
